--- a/legal/04_Information_Security_Policy.docx
+++ b/legal/04_Information_Security_Policy.docx
@@ -1167,6 +1167,54 @@
       </w:r>
     </w:p>
     <w:p>
+      <w:r>
+        <w:rPr>
+          <w:rFonts w:ascii="Calibri" w:hAnsi="Calibri"/>
+          <w:b w:val="0"/>
+          <w:sz w:val="22"/>
+        </w:rPr>
+        <w:t xml:space="preserve">The canonical, detailed access-control controls are in the companion </w:t>
+      </w:r>
+      <w:r>
+        <w:rPr>
+          <w:rFonts w:ascii="Calibri" w:hAnsi="Calibri"/>
+          <w:b/>
+          <w:sz w:val="22"/>
+        </w:rPr>
+        <w:t>Access Control Policy</w:t>
+      </w:r>
+      <w:r>
+        <w:rPr>
+          <w:rFonts w:ascii="Calibri" w:hAnsi="Calibri"/>
+          <w:b w:val="0"/>
+          <w:sz w:val="22"/>
+        </w:rPr>
+        <w:t xml:space="preserve"> (Document 10). The summary below is the abbreviated form retained here for self-contained reading; partners requesting access-control evidence should refer to Document 10.</w:t>
+      </w:r>
+    </w:p>
+    <w:p>
+      <w:pPr>
+        <w:pStyle w:val="ListBullet"/>
+        <w:spacing w:after="40"/>
+      </w:pPr>
+      <w:r>
+        <w:rPr>
+          <w:rFonts w:ascii="Calibri" w:hAnsi="Calibri"/>
+          <w:b/>
+          <w:sz w:val="22"/>
+        </w:rPr>
+        <w:t>Role taxonomy.</w:t>
+      </w:r>
+      <w:r>
+        <w:rPr>
+          <w:rFonts w:ascii="Calibri" w:hAnsi="Calibri"/>
+          <w:b w:val="0"/>
+          <w:sz w:val="22"/>
+        </w:rPr>
+        <w:t xml:space="preserve"> Three roles enforced at the database (`users.role` CHECK constraint) and application layer (`requireRole()` middleware): `'user'` (consumer), `'support'` (read-only operator), `'admin'` (full mutator). Default is `'user'`; no implicit privilege escalation.</w:t>
+      </w:r>
+    </w:p>
+    <w:p>
       <w:pPr>
         <w:pStyle w:val="ListBullet"/>
         <w:spacing w:after="40"/>
@@ -1185,7 +1233,7 @@
           <w:b w:val="0"/>
           <w:sz w:val="22"/>
         </w:rPr>
-        <w:t xml:space="preserve"> Customer access to Plainly Digital products is via (a) email + password (bcrypt-hashed at cost 10 minimum) or (b) Google OAuth / Apple Sign-In (JWKS-verified). Internal admin endpoints require a server-side `INTERNAL_API_KEY` header rotated at least annually and on any suspected exposure.</w:t>
+        <w:t xml:space="preserve"> Customer access is via email + password (bcrypt cost ≥10), Google OAuth, or Apple Sign-In (JWKS-verified). Admin / support identities are normal customer JWTs promoted via an audited `POST /api/admin/roles`. Hardware-key second factor (FIDO2/WebAuthn) is required on every vendor console used by the Managing Member.</w:t>
       </w:r>
     </w:p>
     <w:p>
@@ -1207,7 +1255,29 @@
           <w:b w:val="0"/>
           <w:sz w:val="22"/>
         </w:rPr>
-        <w:t xml:space="preserve"> Sessions are issued as JWTs with a random `jti` claim. Logout and refresh both write the old `jti` to a `revoked_tokens` table; every request middleware-checks the table. Web sessions use httpOnly `SameSite=Strict; Secure` cookies (audit M-tier H1 closed 2026-05); mobile clients use the `Authorization` header.</w:t>
+        <w:t xml:space="preserve"> Sessions are signed JWTs (HS256) bound to a random `jti`. Logout, refresh, and per-session revoke each write to the persistent `revoked_tokens` list checked by middleware on every request. Web sessions use httpOnly + `SameSite=Strict` + `Secure` cookies (audit M-tier H1 closed 2026-05); mobile keeps the `Authorization` header.</w:t>
+      </w:r>
+    </w:p>
+    <w:p>
+      <w:pPr>
+        <w:pStyle w:val="ListBullet"/>
+        <w:spacing w:after="40"/>
+      </w:pPr>
+      <w:r>
+        <w:rPr>
+          <w:rFonts w:ascii="Calibri" w:hAnsi="Calibri"/>
+          <w:b/>
+          <w:sz w:val="22"/>
+        </w:rPr>
+        <w:t>Session management.</w:t>
+      </w:r>
+      <w:r>
+        <w:rPr>
+          <w:rFonts w:ascii="Calibri" w:hAnsi="Calibri"/>
+          <w:b w:val="0"/>
+          <w:sz w:val="22"/>
+        </w:rPr>
+        <w:t xml:space="preserve"> Per-session metadata (IP, user-agent, client kind, issued / expires / last-seen / revoked-at) is recorded in `user_sessions` (migration 022). Users can list and self-revoke individual sessions; password change and account deletion force-revoke all active sessions.</w:t>
       </w:r>
     </w:p>
     <w:p>
@@ -1229,7 +1299,7 @@
           <w:b w:val="0"/>
           <w:sz w:val="22"/>
         </w:rPr>
-        <w:t xml:space="preserve"> Failed-login counters are persisted in an `account_lockout` table (Patet migration 015 / equivalents across products) so they survive process restarts. Lockout thresholds: 10 failed attempts → 15-minute cooldown. Login timing is equalized to prevent email enumeration.</w:t>
+        <w:t xml:space="preserve"> Persistent failed-login counters in `account_lockout`: 10 attempts / 15 min → 15-min cooldown. Login timing equalized against email enumeration.</w:t>
       </w:r>
     </w:p>
     <w:p>
@@ -1251,7 +1321,29 @@
           <w:b w:val="0"/>
           <w:sz w:val="22"/>
         </w:rPr>
-        <w:t xml:space="preserve"> MFA is on the active product roadmap (audit deferred item L10) and will be required before connecting any Plaid bank account on consumer products that integrate Plaid.</w:t>
+        <w:t xml:space="preserve"> On roadmap (audit defer-item L10). Will be required before connecting Plaid on consumer products integrating Plaid; phased rollout documented in Access Control Policy §4.1.</w:t>
+      </w:r>
+    </w:p>
+    <w:p>
+      <w:pPr>
+        <w:pStyle w:val="ListBullet"/>
+        <w:spacing w:after="40"/>
+      </w:pPr>
+      <w:r>
+        <w:rPr>
+          <w:rFonts w:ascii="Calibri" w:hAnsi="Calibri"/>
+          <w:b/>
+          <w:sz w:val="22"/>
+        </w:rPr>
+        <w:t>Audit logging &amp; periodic review.</w:t>
+      </w:r>
+      <w:r>
+        <w:rPr>
+          <w:rFonts w:ascii="Calibri" w:hAnsi="Calibri"/>
+          <w:b w:val="0"/>
+          <w:sz w:val="22"/>
+        </w:rPr>
+        <w:t xml:space="preserve"> Every admin / support action writes a row to `system_audit_log` (migration 022) with actor, role, action, target, metadata, IP, user-agent. The Managing Member runs a quarterly operator-inventory + 90-day admin-action review; monthly anomaly review on concurrent customer sessions. Retention: 24 months for `system_audit_log`, 90 days for hosted stdout auth logs (migrating to GCP Cloud Logging in Q3 2026).</w:t>
       </w:r>
     </w:p>
     <w:p>
@@ -1273,7 +1365,7 @@
           <w:b w:val="0"/>
           <w:sz w:val="22"/>
         </w:rPr>
-        <w:t xml:space="preserve"> Production database access is limited to the Managing Member and to the deployed Render / Cloud Run service accounts via short-lived connection strings. Local developer access uses read-only roles where supported.</w:t>
+        <w:t xml:space="preserve"> Production database connections use a single application role per product with `INSERT / UPDATE / SELECT / DELETE` only — no `DROP / TRUNCATE / GRANT`. DDL goes through a separately-scoped migration role. GCP IAM defaults to lower-tier roles for day-to-day work; `Owner` requires deliberate console-level elevation.</w:t>
       </w:r>
     </w:p>
     <w:p>
@@ -1295,7 +1387,7 @@
           <w:b w:val="0"/>
           <w:sz w:val="22"/>
         </w:rPr>
-        <w:t xml:space="preserve"> Production secrets are stored as encrypted environment variables on Render and GCP (never committed to git). The `.gitignore` baseline excludes `.env`, `.env.*`, `server/.env*`, and `.firebase/`. Discovery of a leaked secret triggers immediate rotation (see §7) and a 24-hour incident review.</w:t>
+        <w:t xml:space="preserve"> Production secrets live as encrypted environment variables on Render / Cloud Run, never in git. `.gitignore` baseline excludes `.env`, `.env.*`, `server/.env*`, `.firebase/`. Discovery of a leaked secret triggers immediate rotation (§7) and a 24-hour incident review. `INTERNAL_API_KEY` rotated at least annually; last rotation 2026-05-09.</w:t>
       </w:r>
     </w:p>
     <w:p>
@@ -1317,7 +1409,17 @@
           <w:b w:val="0"/>
           <w:sz w:val="22"/>
         </w:rPr>
-        <w:t xml:space="preserve"> On contractor or future-employee off-boarding, all access tokens, deploy keys, and admin credentials they hold are revoked within 24 hours. The Managing Member maintains the access-ownership inventory.</w:t>
+        <w:t xml:space="preserve"> All access tokens, deploy keys, and admin credentials held by a departing party are revoked within 24 hours (4 hours for Administrator-tier). Automated de-provisioning (HRIS-triggered SCIM) is not yet implemented; appropriate to the current single-founder posture and revisited at headcount ≥3.</w:t>
+      </w:r>
+    </w:p>
+    <w:p>
+      <w:r>
+        <w:rPr>
+          <w:rFonts w:ascii="Calibri" w:hAnsi="Calibri"/>
+          <w:b w:val="0"/>
+          <w:sz w:val="22"/>
+        </w:rPr>
+        <w:t>See Document 10 §3-§9 for the full account-management, identification &amp; authentication, access-enforcement, session-management, audit, and remote-access controls, and Appendix A for the NIST SP 800-53 Rev 5 control-inheritance mapping.</w:t>
       </w:r>
     </w:p>
     <w:p/>

--- a/legal/04_Information_Security_Policy.docx
+++ b/legal/04_Information_Security_Policy.docx
@@ -1321,7 +1321,7 @@
           <w:b w:val="0"/>
           <w:sz w:val="22"/>
         </w:rPr>
-        <w:t xml:space="preserve"> On roadmap (audit defer-item L10). Will be required before connecting Plaid on consumer products integrating Plaid; phased rollout documented in Access Control Policy §4.1.</w:t>
+        <w:t xml:space="preserve"> TOTP MFA is implemented (Patet migration 023, `server/src/lib/mfa.ts`) and enforced as a hard gate before Plaid Link is surfaced — `POST /api/plaid/link-token` returns `403 mfa_required` when no MFA record exists and `403 mfa_step_up_required` when the step-up window expired. Mobile + web setup/challenge UI ships in the Patet client. Hardware-key (FIDO2/WebAuthn) MFA is enforced on every vendor console held by the Managing Member. Full controls in Access Control Policy §4.1.</w:t>
       </w:r>
     </w:p>
     <w:p>
